--- a/Guion_Presentacion original.docx
+++ b/Guion_Presentacion original.docx
@@ -57,6 +57,7 @@
         </w:rPr>
         <w:t xml:space="preserve">38 </w:t>
       </w:r>
+      <w:proofErr w:type="spellStart"/>
       <w:proofErr w:type="gramStart"/>
       <w:r>
         <w:rPr>
@@ -66,9 +67,9 @@
           <w:sz w:val="22"/>
           <w:szCs w:val="22"/>
         </w:rPr>
-        <w:t>slides  |</w:t>
-      </w:r>
-      <w:proofErr w:type="gramEnd"/>
+        <w:t>slides</w:t>
+      </w:r>
+      <w:proofErr w:type="spellEnd"/>
       <w:r>
         <w:rPr>
           <w:i/>
@@ -77,9 +78,9 @@
           <w:sz w:val="22"/>
           <w:szCs w:val="22"/>
         </w:rPr>
-        <w:t xml:space="preserve">  ~15-18 </w:t>
-      </w:r>
-      <w:proofErr w:type="gramStart"/>
+        <w:t xml:space="preserve">  |</w:t>
+      </w:r>
+      <w:proofErr w:type="gramEnd"/>
       <w:r>
         <w:rPr>
           <w:i/>
@@ -88,9 +89,9 @@
           <w:sz w:val="22"/>
           <w:szCs w:val="22"/>
         </w:rPr>
-        <w:t>minutos  |</w:t>
-      </w:r>
-      <w:proofErr w:type="gramEnd"/>
+        <w:t xml:space="preserve">  ~15-18 </w:t>
+      </w:r>
+      <w:proofErr w:type="gramStart"/>
       <w:r>
         <w:rPr>
           <w:i/>
@@ -99,6 +100,17 @@
           <w:sz w:val="22"/>
           <w:szCs w:val="22"/>
         </w:rPr>
+        <w:t>minutos  |</w:t>
+      </w:r>
+      <w:proofErr w:type="gramEnd"/>
+      <w:r>
+        <w:rPr>
+          <w:i/>
+          <w:iCs/>
+          <w:color w:val="7F8C8D"/>
+          <w:sz w:val="22"/>
+          <w:szCs w:val="22"/>
+        </w:rPr>
         <w:t xml:space="preserve">  Santiago y Diego</w:t>
       </w:r>
     </w:p>
@@ -111,10 +123,28 @@
       <w:pPr>
         <w:pStyle w:val="Ttulo1"/>
       </w:pPr>
+      <w:proofErr w:type="spellStart"/>
       <w:r>
         <w:lastRenderedPageBreak/>
-        <w:t>Guión slide por slide</w:t>
-      </w:r>
+        <w:t>Guión</w:t>
+      </w:r>
+      <w:proofErr w:type="spellEnd"/>
+      <w:r>
+        <w:t xml:space="preserve"> </w:t>
+      </w:r>
+      <w:proofErr w:type="spellStart"/>
+      <w:r>
+        <w:t>slide</w:t>
+      </w:r>
+      <w:proofErr w:type="spellEnd"/>
+      <w:r>
+        <w:t xml:space="preserve"> por </w:t>
+      </w:r>
+      <w:proofErr w:type="spellStart"/>
+      <w:r>
+        <w:t>slide</w:t>
+      </w:r>
+      <w:proofErr w:type="spellEnd"/>
     </w:p>
     <w:p>
       <w:pPr>
@@ -242,7 +272,21 @@
         <w:rPr>
           <w:color w:val="1E293B"/>
         </w:rPr>
-        <w:t>"Este es el índice de lo que vamos a ver. Primero la introducción y limpieza de datos, luego la estadística descriptiva con centralización y dispersión, después las herramientas gráficas del temario, y al final los insights que encontramos al cruzar variables."</w:t>
+        <w:t xml:space="preserve">"Este es el índice de lo que vamos a ver. Primero la introducción y limpieza de datos, luego la estadística descriptiva con centralización y dispersión, después las herramientas gráficas del temario, y al final los </w:t>
+      </w:r>
+      <w:proofErr w:type="spellStart"/>
+      <w:r>
+        <w:rPr>
+          <w:color w:val="1E293B"/>
+        </w:rPr>
+        <w:t>insights</w:t>
+      </w:r>
+      <w:proofErr w:type="spellEnd"/>
+      <w:r>
+        <w:rPr>
+          <w:color w:val="1E293B"/>
+        </w:rPr>
+        <w:t xml:space="preserve"> que encontramos al cruzar variables."</w:t>
       </w:r>
     </w:p>
     <w:p>
@@ -271,7 +315,29 @@
           <w:sz w:val="20"/>
           <w:szCs w:val="20"/>
         </w:rPr>
-        <w:t>No te detengas mucho aquí, solo mencionalo rápido para dar estructura.</w:t>
+        <w:t xml:space="preserve">No te detengas mucho aquí, solo </w:t>
+      </w:r>
+      <w:proofErr w:type="spellStart"/>
+      <w:r>
+        <w:rPr>
+          <w:i/>
+          <w:iCs/>
+          <w:color w:val="555555"/>
+          <w:sz w:val="20"/>
+          <w:szCs w:val="20"/>
+        </w:rPr>
+        <w:t>mencionalo</w:t>
+      </w:r>
+      <w:proofErr w:type="spellEnd"/>
+      <w:r>
+        <w:rPr>
+          <w:i/>
+          <w:iCs/>
+          <w:color w:val="555555"/>
+          <w:sz w:val="20"/>
+          <w:szCs w:val="20"/>
+        </w:rPr>
+        <w:t xml:space="preserve"> rápido para dar estructura.</w:t>
       </w:r>
     </w:p>
     <w:p>
@@ -389,7 +455,21 @@
         <w:rPr>
           <w:color w:val="1E293B"/>
         </w:rPr>
-        <w:t>"El dataset tiene 511 registros con 17 variables. Casi todas están completas, solo 3 variables tienen alrededor de 5.7% de datos faltantes: si son alumnos regulares, si tienen hermanos, y qué teléfono les gustaría tener."</w:t>
+        <w:t xml:space="preserve">"El </w:t>
+      </w:r>
+      <w:proofErr w:type="spellStart"/>
+      <w:r>
+        <w:rPr>
+          <w:color w:val="1E293B"/>
+        </w:rPr>
+        <w:t>dataset</w:t>
+      </w:r>
+      <w:proofErr w:type="spellEnd"/>
+      <w:r>
+        <w:rPr>
+          <w:color w:val="1E293B"/>
+        </w:rPr>
+        <w:t xml:space="preserve"> tiene 511 registros con 17 variables. Casi todas están completas, solo 3 variables tienen alrededor de 5.7% de datos faltantes: si son alumnos regulares, si tienen hermanos, y qué teléfono les gustaría tener."</w:t>
       </w:r>
     </w:p>
     <w:p>
@@ -437,8 +517,42 @@
           <w:sz w:val="22"/>
           <w:szCs w:val="22"/>
         </w:rPr>
-        <w:t xml:space="preserve">  Feature Engineering</w:t>
-      </w:r>
+        <w:t xml:space="preserve">  </w:t>
+      </w:r>
+      <w:proofErr w:type="spellStart"/>
+      <w:r>
+        <w:rPr>
+          <w:b/>
+          <w:bCs/>
+          <w:color w:val="FFFFFF"/>
+          <w:sz w:val="22"/>
+          <w:szCs w:val="22"/>
+        </w:rPr>
+        <w:t>Feature</w:t>
+      </w:r>
+      <w:proofErr w:type="spellEnd"/>
+      <w:r>
+        <w:rPr>
+          <w:b/>
+          <w:bCs/>
+          <w:color w:val="FFFFFF"/>
+          <w:sz w:val="22"/>
+          <w:szCs w:val="22"/>
+        </w:rPr>
+        <w:t xml:space="preserve"> </w:t>
+      </w:r>
+      <w:proofErr w:type="spellStart"/>
+      <w:r>
+        <w:rPr>
+          <w:b/>
+          <w:bCs/>
+          <w:color w:val="FFFFFF"/>
+          <w:sz w:val="22"/>
+          <w:szCs w:val="22"/>
+        </w:rPr>
+        <w:t>Engineering</w:t>
+      </w:r>
+      <w:proofErr w:type="spellEnd"/>
     </w:p>
     <w:p>
       <w:pPr>
@@ -819,7 +933,29 @@
           <w:sz w:val="22"/>
           <w:szCs w:val="22"/>
         </w:rPr>
-        <w:t xml:space="preserve">  Unimodalidad y multimodalidad</w:t>
+        <w:t xml:space="preserve">  </w:t>
+      </w:r>
+      <w:proofErr w:type="spellStart"/>
+      <w:r>
+        <w:rPr>
+          <w:b/>
+          <w:bCs/>
+          <w:color w:val="FFFFFF"/>
+          <w:sz w:val="22"/>
+          <w:szCs w:val="22"/>
+        </w:rPr>
+        <w:t>Unimodalidad</w:t>
+      </w:r>
+      <w:proofErr w:type="spellEnd"/>
+      <w:r>
+        <w:rPr>
+          <w:b/>
+          <w:bCs/>
+          <w:color w:val="FFFFFF"/>
+          <w:sz w:val="22"/>
+          <w:szCs w:val="22"/>
+        </w:rPr>
+        <w:t xml:space="preserve"> y multimodalidad</w:t>
       </w:r>
     </w:p>
     <w:p>
@@ -918,7 +1054,29 @@
           <w:sz w:val="20"/>
           <w:szCs w:val="20"/>
         </w:rPr>
-        <w:t>Si preguntan qué es el CV: "la desviación estándar dividida entre la media, por 100". Si preguntan por ddof=1: "porque es varianza muestral, se divide entre n menos 1".</w:t>
+        <w:t xml:space="preserve">Si preguntan qué es el CV: "la desviación estándar dividida entre la media, por 100". Si preguntan por </w:t>
+      </w:r>
+      <w:proofErr w:type="spellStart"/>
+      <w:r>
+        <w:rPr>
+          <w:i/>
+          <w:iCs/>
+          <w:color w:val="555555"/>
+          <w:sz w:val="20"/>
+          <w:szCs w:val="20"/>
+        </w:rPr>
+        <w:t>ddof</w:t>
+      </w:r>
+      <w:proofErr w:type="spellEnd"/>
+      <w:r>
+        <w:rPr>
+          <w:i/>
+          <w:iCs/>
+          <w:color w:val="555555"/>
+          <w:sz w:val="20"/>
+          <w:szCs w:val="20"/>
+        </w:rPr>
+        <w:t>=1: "porque es varianza muestral, se divide entre n menos 1".</w:t>
       </w:r>
     </w:p>
     <w:p>
@@ -966,7 +1124,29 @@
           <w:sz w:val="22"/>
           <w:szCs w:val="22"/>
         </w:rPr>
-        <w:t xml:space="preserve">  Intercuartiles — Edad</w:t>
+        <w:t xml:space="preserve">  </w:t>
+      </w:r>
+      <w:proofErr w:type="spellStart"/>
+      <w:r>
+        <w:rPr>
+          <w:b/>
+          <w:bCs/>
+          <w:color w:val="FFFFFF"/>
+          <w:sz w:val="22"/>
+          <w:szCs w:val="22"/>
+        </w:rPr>
+        <w:t>Intercuartiles</w:t>
+      </w:r>
+      <w:proofErr w:type="spellEnd"/>
+      <w:r>
+        <w:rPr>
+          <w:b/>
+          <w:bCs/>
+          <w:color w:val="FFFFFF"/>
+          <w:sz w:val="22"/>
+          <w:szCs w:val="22"/>
+        </w:rPr>
+        <w:t xml:space="preserve"> — Edad</w:t>
       </w:r>
     </w:p>
     <w:p>
@@ -978,7 +1158,21 @@
           <w:color w:val="1E293B"/>
         </w:rPr>
         <w:lastRenderedPageBreak/>
-        <w:t>"Tema 1.2.4: los cuartiles dividen la distribución en 4 partes iguales. El IQR va de Q1 a Q3 y contiene el 50% central. En Edad: Q1 es 19, mediana 20, Q3 es 21, IQR de 2. Las cercas van de 16 a 24, no hay outliers. La edad es muy homogénea."</w:t>
+        <w:t xml:space="preserve">"Tema 1.2.4: los cuartiles dividen la distribución en 4 partes iguales. El IQR va de Q1 a Q3 y contiene el 50% central. En Edad: Q1 es 19, mediana 20, Q3 es 21, IQR de 2. Las cercas van de 16 a 24, no hay </w:t>
+      </w:r>
+      <w:proofErr w:type="spellStart"/>
+      <w:r>
+        <w:rPr>
+          <w:color w:val="1E293B"/>
+        </w:rPr>
+        <w:t>outliers</w:t>
+      </w:r>
+      <w:proofErr w:type="spellEnd"/>
+      <w:r>
+        <w:rPr>
+          <w:color w:val="1E293B"/>
+        </w:rPr>
+        <w:t>. La edad es muy homogénea."</w:t>
       </w:r>
     </w:p>
     <w:p>
@@ -1026,18 +1220,54 @@
           <w:sz w:val="22"/>
           <w:szCs w:val="22"/>
         </w:rPr>
-        <w:t xml:space="preserve">  Intercuartiles — Capacidad</w:t>
-      </w:r>
-    </w:p>
-    <w:p>
-      <w:pPr>
-        <w:spacing w:after="140" w:line="300" w:lineRule="auto"/>
-      </w:pPr>
-      <w:r>
-        <w:rPr>
-          <w:color w:val="1E293B"/>
-        </w:rPr>
-        <w:t>"En Capacidad: Q1 es 128, mediana también 128, Q3 es 256, IQR de 128. Las cercas van de menos 64 a 448. Hay 59 outliers, que son el 11.5%. Son los compañeros con 512 GB o más, no son errores, son teléfonos de gama alta."</w:t>
+        <w:t xml:space="preserve">  </w:t>
+      </w:r>
+      <w:proofErr w:type="spellStart"/>
+      <w:r>
+        <w:rPr>
+          <w:b/>
+          <w:bCs/>
+          <w:color w:val="FFFFFF"/>
+          <w:sz w:val="22"/>
+          <w:szCs w:val="22"/>
+        </w:rPr>
+        <w:t>Intercuartiles</w:t>
+      </w:r>
+      <w:proofErr w:type="spellEnd"/>
+      <w:r>
+        <w:rPr>
+          <w:b/>
+          <w:bCs/>
+          <w:color w:val="FFFFFF"/>
+          <w:sz w:val="22"/>
+          <w:szCs w:val="22"/>
+        </w:rPr>
+        <w:t xml:space="preserve"> — Capacidad</w:t>
+      </w:r>
+    </w:p>
+    <w:p>
+      <w:pPr>
+        <w:spacing w:after="140" w:line="300" w:lineRule="auto"/>
+      </w:pPr>
+      <w:r>
+        <w:rPr>
+          <w:color w:val="1E293B"/>
+        </w:rPr>
+        <w:t xml:space="preserve">"En Capacidad: Q1 es 128, mediana también 128, Q3 es 256, IQR de 128. Las cercas van de menos 64 a 448. Hay 59 </w:t>
+      </w:r>
+      <w:proofErr w:type="spellStart"/>
+      <w:r>
+        <w:rPr>
+          <w:color w:val="1E293B"/>
+        </w:rPr>
+        <w:t>outliers</w:t>
+      </w:r>
+      <w:proofErr w:type="spellEnd"/>
+      <w:r>
+        <w:rPr>
+          <w:color w:val="1E293B"/>
+        </w:rPr>
+        <w:t>, que son el 11.5%. Son los compañeros con 512 GB o más, no son errores, son teléfonos de gama alta."</w:t>
       </w:r>
     </w:p>
     <w:p>
@@ -1085,18 +1315,54 @@
           <w:sz w:val="22"/>
           <w:szCs w:val="22"/>
         </w:rPr>
-        <w:t xml:space="preserve">  Intercuartiles — Semestre</w:t>
-      </w:r>
-    </w:p>
-    <w:p>
-      <w:pPr>
-        <w:spacing w:after="140" w:line="300" w:lineRule="auto"/>
-      </w:pPr>
-      <w:r>
-        <w:rPr>
-          <w:color w:val="1E293B"/>
-        </w:rPr>
-        <w:t>"En Semestre: Q1 es 3, mediana 4, Q3 es 5, IQR de 2. No hay outliers. La muestra es académicamente consistente."</w:t>
+        <w:t xml:space="preserve">  </w:t>
+      </w:r>
+      <w:proofErr w:type="spellStart"/>
+      <w:r>
+        <w:rPr>
+          <w:b/>
+          <w:bCs/>
+          <w:color w:val="FFFFFF"/>
+          <w:sz w:val="22"/>
+          <w:szCs w:val="22"/>
+        </w:rPr>
+        <w:t>Intercuartiles</w:t>
+      </w:r>
+      <w:proofErr w:type="spellEnd"/>
+      <w:r>
+        <w:rPr>
+          <w:b/>
+          <w:bCs/>
+          <w:color w:val="FFFFFF"/>
+          <w:sz w:val="22"/>
+          <w:szCs w:val="22"/>
+        </w:rPr>
+        <w:t xml:space="preserve"> — Semestre</w:t>
+      </w:r>
+    </w:p>
+    <w:p>
+      <w:pPr>
+        <w:spacing w:after="140" w:line="300" w:lineRule="auto"/>
+      </w:pPr>
+      <w:r>
+        <w:rPr>
+          <w:color w:val="1E293B"/>
+        </w:rPr>
+        <w:t xml:space="preserve">"En Semestre: Q1 es 3, mediana 4, Q3 es 5, IQR de 2. No hay </w:t>
+      </w:r>
+      <w:proofErr w:type="spellStart"/>
+      <w:r>
+        <w:rPr>
+          <w:color w:val="1E293B"/>
+        </w:rPr>
+        <w:t>outliers</w:t>
+      </w:r>
+      <w:proofErr w:type="spellEnd"/>
+      <w:r>
+        <w:rPr>
+          <w:color w:val="1E293B"/>
+        </w:rPr>
+        <w:t>. La muestra es académicamente consistente."</w:t>
       </w:r>
     </w:p>
     <w:p>
@@ -1125,7 +1391,51 @@
           <w:sz w:val="20"/>
           <w:szCs w:val="20"/>
         </w:rPr>
-        <w:t>Estas tres slides de intercuartiles puedes ir rápido, solo menciona los números clave.</w:t>
+        <w:t xml:space="preserve">Estas tres </w:t>
+      </w:r>
+      <w:proofErr w:type="spellStart"/>
+      <w:r>
+        <w:rPr>
+          <w:i/>
+          <w:iCs/>
+          <w:color w:val="555555"/>
+          <w:sz w:val="20"/>
+          <w:szCs w:val="20"/>
+        </w:rPr>
+        <w:t>slides</w:t>
+      </w:r>
+      <w:proofErr w:type="spellEnd"/>
+      <w:r>
+        <w:rPr>
+          <w:i/>
+          <w:iCs/>
+          <w:color w:val="555555"/>
+          <w:sz w:val="20"/>
+          <w:szCs w:val="20"/>
+        </w:rPr>
+        <w:t xml:space="preserve"> de </w:t>
+      </w:r>
+      <w:proofErr w:type="spellStart"/>
+      <w:r>
+        <w:rPr>
+          <w:i/>
+          <w:iCs/>
+          <w:color w:val="555555"/>
+          <w:sz w:val="20"/>
+          <w:szCs w:val="20"/>
+        </w:rPr>
+        <w:t>intercuartiles</w:t>
+      </w:r>
+      <w:proofErr w:type="spellEnd"/>
+      <w:r>
+        <w:rPr>
+          <w:i/>
+          <w:iCs/>
+          <w:color w:val="555555"/>
+          <w:sz w:val="20"/>
+          <w:szCs w:val="20"/>
+        </w:rPr>
+        <w:t xml:space="preserve"> puedes ir rápido, solo menciona los números clave.</w:t>
       </w:r>
     </w:p>
     <w:p>
@@ -1232,18 +1542,68 @@
           <w:sz w:val="22"/>
           <w:szCs w:val="22"/>
         </w:rPr>
-        <w:t xml:space="preserve">  Histograma — Freedman-Diaconis y Scott</w:t>
-      </w:r>
-    </w:p>
-    <w:p>
-      <w:pPr>
-        <w:spacing w:after="140" w:line="300" w:lineRule="auto"/>
-      </w:pPr>
-      <w:r>
-        <w:rPr>
-          <w:color w:val="1E293B"/>
-        </w:rPr>
-        <w:t>"Freedman-Diaconis usa el IQR y es más robusta a outliers. Scott usa la desviación estándar y es óptima bajo normalidad. Las tres muestran lo mismo: la distribución de edad es simétrica."</w:t>
+        <w:t xml:space="preserve">  Histograma — Freedman-</w:t>
+      </w:r>
+      <w:proofErr w:type="spellStart"/>
+      <w:r>
+        <w:rPr>
+          <w:b/>
+          <w:bCs/>
+          <w:color w:val="FFFFFF"/>
+          <w:sz w:val="22"/>
+          <w:szCs w:val="22"/>
+        </w:rPr>
+        <w:t>Diaconis</w:t>
+      </w:r>
+      <w:proofErr w:type="spellEnd"/>
+      <w:r>
+        <w:rPr>
+          <w:b/>
+          <w:bCs/>
+          <w:color w:val="FFFFFF"/>
+          <w:sz w:val="22"/>
+          <w:szCs w:val="22"/>
+        </w:rPr>
+        <w:t xml:space="preserve"> y Scott</w:t>
+      </w:r>
+    </w:p>
+    <w:p>
+      <w:pPr>
+        <w:spacing w:after="140" w:line="300" w:lineRule="auto"/>
+      </w:pPr>
+      <w:r>
+        <w:rPr>
+          <w:color w:val="1E293B"/>
+        </w:rPr>
+        <w:t>"Freedman-</w:t>
+      </w:r>
+      <w:proofErr w:type="spellStart"/>
+      <w:r>
+        <w:rPr>
+          <w:color w:val="1E293B"/>
+        </w:rPr>
+        <w:t>Diaconis</w:t>
+      </w:r>
+      <w:proofErr w:type="spellEnd"/>
+      <w:r>
+        <w:rPr>
+          <w:color w:val="1E293B"/>
+        </w:rPr>
+        <w:t xml:space="preserve"> usa el IQR y es más robusta a </w:t>
+      </w:r>
+      <w:proofErr w:type="spellStart"/>
+      <w:r>
+        <w:rPr>
+          <w:color w:val="1E293B"/>
+        </w:rPr>
+        <w:t>outliers</w:t>
+      </w:r>
+      <w:proofErr w:type="spellEnd"/>
+      <w:r>
+        <w:rPr>
+          <w:color w:val="1E293B"/>
+        </w:rPr>
+        <w:t>. Scott usa la desviación estándar y es óptima bajo normalidad. Las tres muestran lo mismo: la distribución de edad es simétrica."</w:t>
       </w:r>
     </w:p>
     <w:p>
@@ -1291,18 +1651,80 @@
           <w:sz w:val="22"/>
           <w:szCs w:val="22"/>
         </w:rPr>
-        <w:t xml:space="preserve">  Boxplot + Análisis cruzado intro</w:t>
-      </w:r>
-    </w:p>
-    <w:p>
-      <w:pPr>
-        <w:spacing w:after="140" w:line="300" w:lineRule="auto"/>
-      </w:pPr>
-      <w:r>
-        <w:rPr>
-          <w:color w:val="1E293B"/>
-        </w:rPr>
-        <w:t>"Temas 1.3.2 y 1.3.3: el boxplot muestra la caja de Q1 a Q3, la mediana al centro, los bigotes hasta 1.5 por IQR, y los outliers como puntos. También hicimos análisis cruzado para ver cómo varían las numéricas por categoría."</w:t>
+        <w:t xml:space="preserve">  </w:t>
+      </w:r>
+      <w:proofErr w:type="spellStart"/>
+      <w:r>
+        <w:rPr>
+          <w:b/>
+          <w:bCs/>
+          <w:color w:val="FFFFFF"/>
+          <w:sz w:val="22"/>
+          <w:szCs w:val="22"/>
+        </w:rPr>
+        <w:t>Boxplot</w:t>
+      </w:r>
+      <w:proofErr w:type="spellEnd"/>
+      <w:r>
+        <w:rPr>
+          <w:b/>
+          <w:bCs/>
+          <w:color w:val="FFFFFF"/>
+          <w:sz w:val="22"/>
+          <w:szCs w:val="22"/>
+        </w:rPr>
+        <w:t xml:space="preserve"> + Análisis cruzado </w:t>
+      </w:r>
+      <w:proofErr w:type="spellStart"/>
+      <w:r>
+        <w:rPr>
+          <w:b/>
+          <w:bCs/>
+          <w:color w:val="FFFFFF"/>
+          <w:sz w:val="22"/>
+          <w:szCs w:val="22"/>
+        </w:rPr>
+        <w:t>intro</w:t>
+      </w:r>
+      <w:proofErr w:type="spellEnd"/>
+    </w:p>
+    <w:p>
+      <w:pPr>
+        <w:spacing w:after="140" w:line="300" w:lineRule="auto"/>
+      </w:pPr>
+      <w:r>
+        <w:rPr>
+          <w:color w:val="1E293B"/>
+        </w:rPr>
+        <w:t xml:space="preserve">"Temas 1.3.2 y 1.3.3: el </w:t>
+      </w:r>
+      <w:proofErr w:type="spellStart"/>
+      <w:r>
+        <w:rPr>
+          <w:color w:val="1E293B"/>
+        </w:rPr>
+        <w:t>boxplot</w:t>
+      </w:r>
+      <w:proofErr w:type="spellEnd"/>
+      <w:r>
+        <w:rPr>
+          <w:color w:val="1E293B"/>
+        </w:rPr>
+        <w:t xml:space="preserve"> muestra la caja de Q1 a Q3, la mediana al centro, los bigotes hasta 1.5 por IQR, y los </w:t>
+      </w:r>
+      <w:proofErr w:type="spellStart"/>
+      <w:r>
+        <w:rPr>
+          <w:color w:val="1E293B"/>
+        </w:rPr>
+        <w:t>outliers</w:t>
+      </w:r>
+      <w:proofErr w:type="spellEnd"/>
+      <w:r>
+        <w:rPr>
+          <w:color w:val="1E293B"/>
+        </w:rPr>
+        <w:t xml:space="preserve"> como puntos. También hicimos análisis cruzado para ver cómo varían las numéricas por categoría."</w:t>
       </w:r>
     </w:p>
     <w:p>
@@ -1420,7 +1842,21 @@
         <w:rPr>
           <w:color w:val="1E293B"/>
         </w:rPr>
-        <w:t>"Estas slides muestran las gráficas de barras de las variables categóricas: marca, carrera, procedencia, grupo de edad, plan o prepago, y estado del teléfono."</w:t>
+        <w:t xml:space="preserve">"Estas </w:t>
+      </w:r>
+      <w:proofErr w:type="spellStart"/>
+      <w:r>
+        <w:rPr>
+          <w:color w:val="1E293B"/>
+        </w:rPr>
+        <w:t>slides</w:t>
+      </w:r>
+      <w:proofErr w:type="spellEnd"/>
+      <w:r>
+        <w:rPr>
+          <w:color w:val="1E293B"/>
+        </w:rPr>
+        <w:t xml:space="preserve"> muestran las gráficas de barras de las variables categóricas: marca, carrera, procedencia, grupo de edad, plan o prepago, y estado del teléfono."</w:t>
       </w:r>
     </w:p>
     <w:p>
@@ -1450,7 +1886,29 @@
           <w:sz w:val="20"/>
           <w:szCs w:val="20"/>
         </w:rPr>
-        <w:t>Pasa rápido por estas tres slides, solo menciona lo más relevante de cada gráfica.</w:t>
+        <w:t xml:space="preserve">Pasa rápido por estas tres </w:t>
+      </w:r>
+      <w:proofErr w:type="spellStart"/>
+      <w:r>
+        <w:rPr>
+          <w:i/>
+          <w:iCs/>
+          <w:color w:val="555555"/>
+          <w:sz w:val="20"/>
+          <w:szCs w:val="20"/>
+        </w:rPr>
+        <w:t>slides</w:t>
+      </w:r>
+      <w:proofErr w:type="spellEnd"/>
+      <w:r>
+        <w:rPr>
+          <w:i/>
+          <w:iCs/>
+          <w:color w:val="555555"/>
+          <w:sz w:val="20"/>
+          <w:szCs w:val="20"/>
+        </w:rPr>
+        <w:t>, solo menciona lo más relevante de cada gráfica.</w:t>
       </w:r>
     </w:p>
     <w:p>
@@ -1557,18 +2015,96 @@
           <w:sz w:val="22"/>
           <w:szCs w:val="22"/>
         </w:rPr>
-        <w:t xml:space="preserve">  Scatter Matrix</w:t>
-      </w:r>
-    </w:p>
-    <w:p>
-      <w:pPr>
-        <w:spacing w:after="140" w:line="300" w:lineRule="auto"/>
-      </w:pPr>
-      <w:r>
-        <w:rPr>
-          <w:color w:val="1E293B"/>
-        </w:rPr>
-        <w:t>"Tema 1.4.1: la scatter matrix. En la diagonal están los histogramas y fuera los scatter plots de cada par. Lo clave: Edad vs Semestre muestra puntos que suben, eso es la correlación de 0.6. Pero Capacidad contra todo se ve como nube sin forma, no hay relación."</w:t>
+        <w:t xml:space="preserve">  </w:t>
+      </w:r>
+      <w:proofErr w:type="spellStart"/>
+      <w:r>
+        <w:rPr>
+          <w:b/>
+          <w:bCs/>
+          <w:color w:val="FFFFFF"/>
+          <w:sz w:val="22"/>
+          <w:szCs w:val="22"/>
+        </w:rPr>
+        <w:t>Scatter</w:t>
+      </w:r>
+      <w:proofErr w:type="spellEnd"/>
+      <w:r>
+        <w:rPr>
+          <w:b/>
+          <w:bCs/>
+          <w:color w:val="FFFFFF"/>
+          <w:sz w:val="22"/>
+          <w:szCs w:val="22"/>
+        </w:rPr>
+        <w:t xml:space="preserve"> Matrix</w:t>
+      </w:r>
+    </w:p>
+    <w:p>
+      <w:pPr>
+        <w:spacing w:after="140" w:line="300" w:lineRule="auto"/>
+      </w:pPr>
+      <w:r>
+        <w:rPr>
+          <w:color w:val="1E293B"/>
+        </w:rPr>
+        <w:t xml:space="preserve">"Tema 1.4.1: la </w:t>
+      </w:r>
+      <w:proofErr w:type="spellStart"/>
+      <w:r>
+        <w:rPr>
+          <w:color w:val="1E293B"/>
+        </w:rPr>
+        <w:t>scatter</w:t>
+      </w:r>
+      <w:proofErr w:type="spellEnd"/>
+      <w:r>
+        <w:rPr>
+          <w:color w:val="1E293B"/>
+        </w:rPr>
+        <w:t xml:space="preserve"> </w:t>
+      </w:r>
+      <w:proofErr w:type="spellStart"/>
+      <w:r>
+        <w:rPr>
+          <w:color w:val="1E293B"/>
+        </w:rPr>
+        <w:t>matrix</w:t>
+      </w:r>
+      <w:proofErr w:type="spellEnd"/>
+      <w:r>
+        <w:rPr>
+          <w:color w:val="1E293B"/>
+        </w:rPr>
+        <w:t xml:space="preserve">. En la diagonal están los histogramas y fuera los </w:t>
+      </w:r>
+      <w:proofErr w:type="spellStart"/>
+      <w:r>
+        <w:rPr>
+          <w:color w:val="1E293B"/>
+        </w:rPr>
+        <w:t>scatter</w:t>
+      </w:r>
+      <w:proofErr w:type="spellEnd"/>
+      <w:r>
+        <w:rPr>
+          <w:color w:val="1E293B"/>
+        </w:rPr>
+        <w:t xml:space="preserve"> </w:t>
+      </w:r>
+      <w:proofErr w:type="spellStart"/>
+      <w:r>
+        <w:rPr>
+          <w:color w:val="1E293B"/>
+        </w:rPr>
+        <w:t>plots</w:t>
+      </w:r>
+      <w:proofErr w:type="spellEnd"/>
+      <w:r>
+        <w:rPr>
+          <w:color w:val="1E293B"/>
+        </w:rPr>
+        <w:t xml:space="preserve"> de cada par. Lo clave: Edad vs Semestre muestra puntos que suben, eso es la correlación de 0.6. Pero Capacidad contra todo se ve como nube sin forma, no hay relación."</w:t>
       </w:r>
     </w:p>
     <w:p>
@@ -1804,7 +2340,21 @@
         <w:rPr>
           <w:color w:val="1E293B"/>
         </w:rPr>
-        <w:t>"La matriz es simétrica: la covarianza de A con B es igual que de B con A. Es semidefinida positiva: todos los eigenvalores son mayor o igual a cero. La diagonal tiene las varianzas. Y el heatmap de correlación muestra que la correlación más fuerte es Edad-Semestre con 0.6."</w:t>
+        <w:t xml:space="preserve">"La matriz es simétrica: la covarianza de A con B es igual que de B con A. Es semidefinida positiva: todos los eigenvalores son mayor o igual a cero. La diagonal tiene las varianzas. Y el </w:t>
+      </w:r>
+      <w:proofErr w:type="spellStart"/>
+      <w:r>
+        <w:rPr>
+          <w:color w:val="1E293B"/>
+        </w:rPr>
+        <w:t>heatmap</w:t>
+      </w:r>
+      <w:proofErr w:type="spellEnd"/>
+      <w:r>
+        <w:rPr>
+          <w:color w:val="1E293B"/>
+        </w:rPr>
+        <w:t xml:space="preserve"> de correlación muestra que la correlación más fuerte es Edad-Semestre con 0.6."</w:t>
       </w:r>
     </w:p>
     <w:p>
@@ -1881,7 +2431,29 @@
           <w:sz w:val="22"/>
           <w:szCs w:val="22"/>
         </w:rPr>
-        <w:t xml:space="preserve">  Insights básicos — Marca por género</w:t>
+        <w:t xml:space="preserve">  </w:t>
+      </w:r>
+      <w:proofErr w:type="spellStart"/>
+      <w:r>
+        <w:rPr>
+          <w:b/>
+          <w:bCs/>
+          <w:color w:val="FFFFFF"/>
+          <w:sz w:val="22"/>
+          <w:szCs w:val="22"/>
+        </w:rPr>
+        <w:t>Insights</w:t>
+      </w:r>
+      <w:proofErr w:type="spellEnd"/>
+      <w:r>
+        <w:rPr>
+          <w:b/>
+          <w:bCs/>
+          <w:color w:val="FFFFFF"/>
+          <w:sz w:val="22"/>
+          <w:szCs w:val="22"/>
+        </w:rPr>
+        <w:t xml:space="preserve"> básicos — Marca por género</w:t>
       </w:r>
     </w:p>
     <w:p>
@@ -1893,7 +2465,35 @@
           <w:color w:val="1E293B"/>
         </w:rPr>
         <w:lastRenderedPageBreak/>
-        <w:t>"Ahora los insights. Primero los que se ven a simple vista. Hicimos un crosstab de marca por género. Apple tiene 28.9% en hombres y 32.1% en mujeres. Xiaomi tiene más penetración en hombres: 17.1% vs 10.2%."</w:t>
+        <w:t xml:space="preserve">"Ahora los </w:t>
+      </w:r>
+      <w:proofErr w:type="spellStart"/>
+      <w:r>
+        <w:rPr>
+          <w:color w:val="1E293B"/>
+        </w:rPr>
+        <w:t>insights</w:t>
+      </w:r>
+      <w:proofErr w:type="spellEnd"/>
+      <w:r>
+        <w:rPr>
+          <w:color w:val="1E293B"/>
+        </w:rPr>
+        <w:t xml:space="preserve">. Primero los que se ven a simple vista. Hicimos un </w:t>
+      </w:r>
+      <w:proofErr w:type="spellStart"/>
+      <w:r>
+        <w:rPr>
+          <w:color w:val="1E293B"/>
+        </w:rPr>
+        <w:t>crosstab</w:t>
+      </w:r>
+      <w:proofErr w:type="spellEnd"/>
+      <w:r>
+        <w:rPr>
+          <w:color w:val="1E293B"/>
+        </w:rPr>
+        <w:t xml:space="preserve"> de marca por género. Apple tiene 28.9% en hombres y 32.1% en mujeres. Xiaomi tiene más penetración en hombres: 17.1% vs 10.2%."</w:t>
       </w:r>
     </w:p>
     <w:p>
@@ -1941,7 +2541,29 @@
           <w:sz w:val="22"/>
           <w:szCs w:val="22"/>
         </w:rPr>
-        <w:t xml:space="preserve">  Insights básicos — Lealtad de marca</w:t>
+        <w:t xml:space="preserve">  </w:t>
+      </w:r>
+      <w:proofErr w:type="spellStart"/>
+      <w:r>
+        <w:rPr>
+          <w:b/>
+          <w:bCs/>
+          <w:color w:val="FFFFFF"/>
+          <w:sz w:val="22"/>
+          <w:szCs w:val="22"/>
+        </w:rPr>
+        <w:t>Insights</w:t>
+      </w:r>
+      <w:proofErr w:type="spellEnd"/>
+      <w:r>
+        <w:rPr>
+          <w:b/>
+          <w:bCs/>
+          <w:color w:val="FFFFFF"/>
+          <w:sz w:val="22"/>
+          <w:szCs w:val="22"/>
+        </w:rPr>
+        <w:t xml:space="preserve"> básicos — Lealtad de marca</w:t>
       </w:r>
     </w:p>
     <w:p>
@@ -2040,7 +2662,29 @@
           <w:sz w:val="20"/>
           <w:szCs w:val="20"/>
         </w:rPr>
-        <w:t>Si preguntan cómo lo calculaste: "hice un crosstab entre marca actual y marca deseada, y resté los que salen menos los que entran".</w:t>
+        <w:t xml:space="preserve">Si preguntan cómo lo calculaste: "hice un </w:t>
+      </w:r>
+      <w:proofErr w:type="spellStart"/>
+      <w:r>
+        <w:rPr>
+          <w:i/>
+          <w:iCs/>
+          <w:color w:val="555555"/>
+          <w:sz w:val="20"/>
+          <w:szCs w:val="20"/>
+        </w:rPr>
+        <w:t>crosstab</w:t>
+      </w:r>
+      <w:proofErr w:type="spellEnd"/>
+      <w:r>
+        <w:rPr>
+          <w:i/>
+          <w:iCs/>
+          <w:color w:val="555555"/>
+          <w:sz w:val="20"/>
+          <w:szCs w:val="20"/>
+        </w:rPr>
+        <w:t xml:space="preserve"> entre marca actual y marca deseada, y resté los que salen menos los que entran".</w:t>
       </w:r>
     </w:p>
     <w:p>
@@ -2158,7 +2802,35 @@
         <w:rPr>
           <w:color w:val="1E293B"/>
         </w:rPr>
-        <w:t>"Apple tiene casi 20% de usuarios con teléfonos de segunda mano, el doble que cualquier otra marca. Son iPhones de generaciones anteriores con menos capacidad. Parece que los iPhones se heredan entre compañeros, y eso no pasa con otras marcas."</w:t>
+        <w:t xml:space="preserve">"Apple tiene casi 20% de usuarios con teléfonos de segunda mano, el doble que cualquier otra marca. Son </w:t>
+      </w:r>
+      <w:proofErr w:type="spellStart"/>
+      <w:r>
+        <w:rPr>
+          <w:color w:val="1E293B"/>
+        </w:rPr>
+        <w:t>iPhones</w:t>
+      </w:r>
+      <w:proofErr w:type="spellEnd"/>
+      <w:r>
+        <w:rPr>
+          <w:color w:val="1E293B"/>
+        </w:rPr>
+        <w:t xml:space="preserve"> de generaciones anteriores con menos capacidad. Parece que los </w:t>
+      </w:r>
+      <w:proofErr w:type="spellStart"/>
+      <w:r>
+        <w:rPr>
+          <w:color w:val="1E293B"/>
+        </w:rPr>
+        <w:t>iPhones</w:t>
+      </w:r>
+      <w:proofErr w:type="spellEnd"/>
+      <w:r>
+        <w:rPr>
+          <w:color w:val="1E293B"/>
+        </w:rPr>
+        <w:t xml:space="preserve"> se heredan entre compañeros, y eso no pasa con otras marcas."</w:t>
       </w:r>
     </w:p>
     <w:p>
@@ -2417,7 +3089,35 @@
         <w:rPr>
           <w:color w:val="1E293B"/>
         </w:rPr>
-        <w:t>"Todo esto salió de aplicar las herramientas del temario y después cruzar variables con crosstabs y groupby."</w:t>
+        <w:t xml:space="preserve">"Todo esto salió de aplicar las herramientas del temario y después cruzar variables con </w:t>
+      </w:r>
+      <w:proofErr w:type="spellStart"/>
+      <w:r>
+        <w:rPr>
+          <w:color w:val="1E293B"/>
+        </w:rPr>
+        <w:t>crosstabs</w:t>
+      </w:r>
+      <w:proofErr w:type="spellEnd"/>
+      <w:r>
+        <w:rPr>
+          <w:color w:val="1E293B"/>
+        </w:rPr>
+        <w:t xml:space="preserve"> y </w:t>
+      </w:r>
+      <w:proofErr w:type="spellStart"/>
+      <w:r>
+        <w:rPr>
+          <w:color w:val="1E293B"/>
+        </w:rPr>
+        <w:t>groupby</w:t>
+      </w:r>
+      <w:proofErr w:type="spellEnd"/>
+      <w:r>
+        <w:rPr>
+          <w:color w:val="1E293B"/>
+        </w:rPr>
+        <w:t>."</w:t>
       </w:r>
     </w:p>
     <w:p>
@@ -2512,7 +3212,21 @@
         <w:rPr>
           <w:color w:val="1E293B"/>
         </w:rPr>
-        <w:t>"¿Por qué ddof=1?" → "Porque es varianza muestral, se divide entre n menos 1 en vez de n."</w:t>
+        <w:t xml:space="preserve">"¿Por qué </w:t>
+      </w:r>
+      <w:proofErr w:type="spellStart"/>
+      <w:r>
+        <w:rPr>
+          <w:color w:val="1E293B"/>
+        </w:rPr>
+        <w:t>ddof</w:t>
+      </w:r>
+      <w:proofErr w:type="spellEnd"/>
+      <w:r>
+        <w:rPr>
+          <w:color w:val="1E293B"/>
+        </w:rPr>
+        <w:t>=1?" → "Porque es varianza muestral, se divide entre n menos 1 en vez de n."</w:t>
       </w:r>
     </w:p>
     <w:p>
@@ -2534,18 +3248,74 @@
         <w:rPr>
           <w:color w:val="1E293B"/>
         </w:rPr>
-        <w:t>"¿Diferencia entre Sturges y Freedman-Diaconis?" → "Sturges asume normalidad, Freedman-Diaconis usa el IQR y aguanta mejor outliers."</w:t>
-      </w:r>
-    </w:p>
-    <w:p>
-      <w:pPr>
-        <w:spacing w:after="140" w:line="300" w:lineRule="auto"/>
-      </w:pPr>
-      <w:r>
-        <w:rPr>
-          <w:color w:val="1E293B"/>
-        </w:rPr>
-        <w:t>"¿Cómo detectas outliers?" → "Si un dato está por debajo de Q1 menos 1.5 por IQR o arriba de Q3 más 1.5 por IQR."</w:t>
+        <w:t>"¿Diferencia entre Sturges y Freedman-</w:t>
+      </w:r>
+      <w:proofErr w:type="spellStart"/>
+      <w:r>
+        <w:rPr>
+          <w:color w:val="1E293B"/>
+        </w:rPr>
+        <w:t>Diaconis</w:t>
+      </w:r>
+      <w:proofErr w:type="spellEnd"/>
+      <w:r>
+        <w:rPr>
+          <w:color w:val="1E293B"/>
+        </w:rPr>
+        <w:t>?" → "Sturges asume normalidad, Freedman-</w:t>
+      </w:r>
+      <w:proofErr w:type="spellStart"/>
+      <w:r>
+        <w:rPr>
+          <w:color w:val="1E293B"/>
+        </w:rPr>
+        <w:t>Diaconis</w:t>
+      </w:r>
+      <w:proofErr w:type="spellEnd"/>
+      <w:r>
+        <w:rPr>
+          <w:color w:val="1E293B"/>
+        </w:rPr>
+        <w:t xml:space="preserve"> usa el IQR y aguanta mejor </w:t>
+      </w:r>
+      <w:proofErr w:type="spellStart"/>
+      <w:r>
+        <w:rPr>
+          <w:color w:val="1E293B"/>
+        </w:rPr>
+        <w:t>outliers</w:t>
+      </w:r>
+      <w:proofErr w:type="spellEnd"/>
+      <w:r>
+        <w:rPr>
+          <w:color w:val="1E293B"/>
+        </w:rPr>
+        <w:t>."</w:t>
+      </w:r>
+    </w:p>
+    <w:p>
+      <w:pPr>
+        <w:spacing w:after="140" w:line="300" w:lineRule="auto"/>
+      </w:pPr>
+      <w:r>
+        <w:rPr>
+          <w:color w:val="1E293B"/>
+        </w:rPr>
+        <w:t xml:space="preserve">"¿Cómo detectas </w:t>
+      </w:r>
+      <w:proofErr w:type="spellStart"/>
+      <w:r>
+        <w:rPr>
+          <w:color w:val="1E293B"/>
+        </w:rPr>
+        <w:t>outliers</w:t>
+      </w:r>
+      <w:proofErr w:type="spellEnd"/>
+      <w:r>
+        <w:rPr>
+          <w:color w:val="1E293B"/>
+        </w:rPr>
+        <w:t>?" → "Si un dato está por debajo de Q1 menos 1.5 por IQR o arriba de Q3 más 1.5 por IQR."</w:t>
       </w:r>
     </w:p>
     <w:p>
@@ -2567,7 +3337,21 @@
         <w:rPr>
           <w:color w:val="1E293B"/>
         </w:rPr>
-        <w:t>"¿Cómo calculaste la migración?" → "Crosstab entre marca actual y deseada. Resté los que salen menos los que entran."</w:t>
+        <w:t>"¿Cómo calculaste la migración?" → "</w:t>
+      </w:r>
+      <w:proofErr w:type="spellStart"/>
+      <w:r>
+        <w:rPr>
+          <w:color w:val="1E293B"/>
+        </w:rPr>
+        <w:t>Crosstab</w:t>
+      </w:r>
+      <w:proofErr w:type="spellEnd"/>
+      <w:r>
+        <w:rPr>
+          <w:color w:val="1E293B"/>
+        </w:rPr>
+        <w:t xml:space="preserve"> entre marca actual y deseada. Resté los que salen menos los que entran."</w:t>
       </w:r>
     </w:p>
     <w:p>
@@ -2732,6 +3516,7 @@
       </w:pBdr>
       <w:jc w:val="right"/>
     </w:pPr>
+    <w:proofErr w:type="spellStart"/>
     <w:r>
       <w:rPr>
         <w:i/>
@@ -2740,7 +3525,18 @@
         <w:sz w:val="16"/>
         <w:szCs w:val="16"/>
       </w:rPr>
-      <w:t>Guión — Presentación Estadística Descriptiva</w:t>
+      <w:t>Guión</w:t>
+    </w:r>
+    <w:proofErr w:type="spellEnd"/>
+    <w:r>
+      <w:rPr>
+        <w:i/>
+        <w:iCs/>
+        <w:color w:val="888888"/>
+        <w:sz w:val="16"/>
+        <w:szCs w:val="16"/>
+      </w:rPr>
+      <w:t xml:space="preserve"> — Presentación Estadística Descriptiva</w:t>
     </w:r>
   </w:p>
 </w:hdr>
